--- a/legal-review/Lendie-Cookie-Policy.docx
+++ b/legal-review/Lendie-Cookie-Policy.docx
@@ -42,7 +42,7 @@
           <w:spacing w:val="0"/>
           <w:color w:val="525458"/>
         </w:rPr>
-        <w:t xml:space="preserve">Effective Date: June 8, 2025  ·  Last Updated: July 3, 2026</w:t>
+        <w:t xml:space="preserve">Effective Date: June 8, 2025  ·  Last Updated: July 8, 2026</w:t>
       </w:r>
     </w:p>
     <w:p>
